--- a/docs/manuales/Manual_Producto_VentaGO_ES.docx
+++ b/docs/manuales/Manual_Producto_VentaGO_ES.docx
@@ -137,6 +137,376 @@
     </w:p>
     <w:p>
       <w:pPr>
+        <w:spacing w:after="200"/>
+        <w:jc w:val="center"/>
+      </w:pPr>
+      <w:r>
+        <w:drawing>
+          <wp:inline distT="0" distB="0" distL="0" distR="0">
+            <wp:extent cx="4457700" cy="2790825"/>
+            <wp:effectExtent t="0" r="0" b="0" l="0"/>
+            <wp:docPr id="1" name="producto-01-alta" descr="Alta de producto simple" title="producto-01-alta"/>
+            <wp:cNvGraphicFramePr>
+              <a:graphicFrameLocks xmlns:a="http://schemas.openxmlformats.org/drawingml/2006/main" noChangeAspect="1"/>
+            </wp:cNvGraphicFramePr>
+            <a:graphic xmlns:a="http://schemas.openxmlformats.org/drawingml/2006/main">
+              <a:graphicData uri="http://schemas.openxmlformats.org/drawingml/2006/picture">
+                <pic:pic xmlns:pic="http://schemas.openxmlformats.org/drawingml/2006/picture">
+                  <pic:nvPicPr>
+                    <pic:cNvPr id="0" name="" descr=""/>
+                    <pic:cNvPicPr>
+                      <a:picLocks noChangeAspect="1" noChangeArrowheads="1"/>
+                    </pic:cNvPicPr>
+                  </pic:nvPicPr>
+                  <pic:blipFill>
+                    <a:blip r:embed="rId9" cstate="none"/>
+                    <a:srcRect/>
+                    <a:stretch>
+                      <a:fillRect/>
+                    </a:stretch>
+                  </pic:blipFill>
+                  <pic:spPr bwMode="auto">
+                    <a:xfrm>
+                      <a:off x="0" y="0"/>
+                      <a:ext cx="4457700" cy="2790825"/>
+                    </a:xfrm>
+                    <a:prstGeom prst="rect">
+                      <a:avLst/>
+                    </a:prstGeom>
+                  </pic:spPr>
+                </pic:pic>
+              </a:graphicData>
+            </a:graphic>
+          </wp:inline>
+        </w:drawing>
+      </w:r>
+    </w:p>
+    <w:p>
+      <w:pPr>
+        <w:pStyle w:val="ListParagraph"/>
+        <w:numPr>
+          <w:ilvl w:val="0"/>
+          <w:numId w:val="2"/>
+        </w:numPr>
+        <w:spacing w:after="100"/>
+      </w:pPr>
+      <w:r>
+        <w:t xml:space="preserve">Entre a «Productos» y presione el botón de nuevo producto.</w:t>
+      </w:r>
+    </w:p>
+    <w:p>
+      <w:pPr>
+        <w:pStyle w:val="ListParagraph"/>
+        <w:numPr>
+          <w:ilvl w:val="0"/>
+          <w:numId w:val="2"/>
+        </w:numPr>
+        <w:spacing w:after="100"/>
+      </w:pPr>
+      <w:r>
+        <w:t xml:space="preserve">Complete los datos básicos: nombre, categoría, temporada, origen y proveedor. El SKU se genera automáticamente con el prefijo configurado.</w:t>
+      </w:r>
+    </w:p>
+    <w:p>
+      <w:pPr>
+        <w:pStyle w:val="ListParagraph"/>
+        <w:numPr>
+          <w:ilvl w:val="0"/>
+          <w:numId w:val="2"/>
+        </w:numPr>
+        <w:spacing w:after="100"/>
+      </w:pPr>
+      <w:r>
+        <w:t xml:space="preserve">Cargue los precios de cada nivel habilitado (por ejemplo Precio 1 minorista, Precio 2 mayorista).</w:t>
+      </w:r>
+    </w:p>
+    <w:p>
+      <w:pPr>
+        <w:pStyle w:val="ListParagraph"/>
+        <w:numPr>
+          <w:ilvl w:val="0"/>
+          <w:numId w:val="2"/>
+        </w:numPr>
+        <w:spacing w:after="100"/>
+      </w:pPr>
+      <w:r>
+        <w:t xml:space="preserve">Indique el stock inicial por sucursal si corresponde y guarde.</w:t>
+      </w:r>
+    </w:p>
+    <w:p>
+      <w:pPr>
+        <w:pBdr>
+          <w:left w:val="single" w:color="B8730A" w:sz="12" w:space="8"/>
+        </w:pBdr>
+        <w:spacing w:after="100" w:before="160"/>
+      </w:pPr>
+      <w:r>
+        <w:rPr>
+          <w:b/>
+          <w:bCs/>
+          <w:color w:val="B8730A"/>
+        </w:rPr>
+        <w:t xml:space="preserve">TIP  </w:t>
+      </w:r>
+      <w:r>
+        <w:t xml:space="preserve">Active «publicar» solo cuando el artículo esté listo para venderse.</w:t>
+      </w:r>
+    </w:p>
+    <w:p>
+      <w:pPr>
+        <w:pStyle w:val="Heading1"/>
+        <w:pageBreakBefore/>
+      </w:pPr>
+      <w:r>
+        <w:t xml:space="preserve">2. Código madre y variantes (colores × tallas)</w:t>
+      </w:r>
+    </w:p>
+    <w:p>
+      <w:pPr>
+        <w:spacing w:after="200"/>
+      </w:pPr>
+      <w:r>
+        <w:t xml:space="preserve">El código madre agrupa un modelo con todas sus combinaciones de color y talla. Cada combinación es una variante con su propio código y stock.</w:t>
+      </w:r>
+    </w:p>
+    <w:p>
+      <w:pPr>
+        <w:spacing w:after="200"/>
+        <w:jc w:val="center"/>
+      </w:pPr>
+      <w:r>
+        <w:drawing>
+          <wp:inline distT="0" distB="0" distL="0" distR="0">
+            <wp:extent cx="4457700" cy="2790825"/>
+            <wp:effectExtent t="0" r="0" b="0" l="0"/>
+            <wp:docPr id="1" name="producto-02-codigo-madre" descr="Código madre y variantes (colores × tallas)" title="producto-02-codigo-madre"/>
+            <wp:cNvGraphicFramePr>
+              <a:graphicFrameLocks xmlns:a="http://schemas.openxmlformats.org/drawingml/2006/main" noChangeAspect="1"/>
+            </wp:cNvGraphicFramePr>
+            <a:graphic xmlns:a="http://schemas.openxmlformats.org/drawingml/2006/main">
+              <a:graphicData uri="http://schemas.openxmlformats.org/drawingml/2006/picture">
+                <pic:pic xmlns:pic="http://schemas.openxmlformats.org/drawingml/2006/picture">
+                  <pic:nvPicPr>
+                    <pic:cNvPr id="0" name="" descr=""/>
+                    <pic:cNvPicPr>
+                      <a:picLocks noChangeAspect="1" noChangeArrowheads="1"/>
+                    </pic:cNvPicPr>
+                  </pic:nvPicPr>
+                  <pic:blipFill>
+                    <a:blip r:embed="rId10" cstate="none"/>
+                    <a:srcRect/>
+                    <a:stretch>
+                      <a:fillRect/>
+                    </a:stretch>
+                  </pic:blipFill>
+                  <pic:spPr bwMode="auto">
+                    <a:xfrm>
+                      <a:off x="0" y="0"/>
+                      <a:ext cx="4457700" cy="2790825"/>
+                    </a:xfrm>
+                    <a:prstGeom prst="rect">
+                      <a:avLst/>
+                    </a:prstGeom>
+                  </pic:spPr>
+                </pic:pic>
+              </a:graphicData>
+            </a:graphic>
+          </wp:inline>
+        </w:drawing>
+      </w:r>
+    </w:p>
+    <w:p>
+      <w:pPr>
+        <w:pStyle w:val="ListParagraph"/>
+        <w:numPr>
+          <w:ilvl w:val="0"/>
+          <w:numId w:val="3"/>
+        </w:numPr>
+        <w:spacing w:after="100"/>
+      </w:pPr>
+      <w:r>
+        <w:t xml:space="preserve">En el alta de producto, marque la opción de código madre (códigos madres).</w:t>
+      </w:r>
+    </w:p>
+    <w:p>
+      <w:pPr>
+        <w:pStyle w:val="ListParagraph"/>
+        <w:numPr>
+          <w:ilvl w:val="0"/>
+          <w:numId w:val="3"/>
+        </w:numPr>
+        <w:spacing w:after="100"/>
+      </w:pPr>
+      <w:r>
+        <w:t xml:space="preserve">Seleccione los colores y las tallas del modelo: el sistema genera la matriz de variantes.</w:t>
+      </w:r>
+    </w:p>
+    <w:p>
+      <w:pPr>
+        <w:pStyle w:val="ListParagraph"/>
+        <w:numPr>
+          <w:ilvl w:val="0"/>
+          <w:numId w:val="3"/>
+        </w:numPr>
+        <w:spacing w:after="100"/>
+      </w:pPr>
+      <w:r>
+        <w:t xml:space="preserve">Cargue las cantidades por combinación en la tabla de variantes y guarde.</w:t>
+      </w:r>
+    </w:p>
+    <w:p>
+      <w:pPr>
+        <w:pStyle w:val="ListParagraph"/>
+        <w:numPr>
+          <w:ilvl w:val="0"/>
+          <w:numId w:val="3"/>
+        </w:numPr>
+        <w:spacing w:after="100"/>
+      </w:pPr>
+      <w:r>
+        <w:t xml:space="preserve">Para reponer stock de un modelo existente, seleccione su código madre: el formulario se completa solo y solo debe cargar las cantidades nuevas.</w:t>
+      </w:r>
+    </w:p>
+    <w:p>
+      <w:pPr>
+        <w:pBdr>
+          <w:left w:val="single" w:color="B8730A" w:sz="12" w:space="8"/>
+        </w:pBdr>
+        <w:spacing w:after="100" w:before="160"/>
+      </w:pPr>
+      <w:r>
+        <w:rPr>
+          <w:b/>
+          <w:bCs/>
+          <w:color w:val="B8730A"/>
+        </w:rPr>
+        <w:t xml:space="preserve">TIP  </w:t>
+      </w:r>
+      <w:r>
+        <w:t xml:space="preserve">Si al crear artículos nuevos no aparecen tallas o colores nuevos, actualice la página para recargar los catálogos.</w:t>
+      </w:r>
+    </w:p>
+    <w:p>
+      <w:pPr>
+        <w:pStyle w:val="Heading1"/>
+        <w:pageBreakBefore/>
+      </w:pPr>
+      <w:r>
+        <w:t xml:space="preserve">3. Catálogos: categorías, tallas, colores y más</w:t>
+      </w:r>
+    </w:p>
+    <w:p>
+      <w:pPr>
+        <w:spacing w:after="200"/>
+      </w:pPr>
+      <w:r>
+        <w:t xml:space="preserve">Los catálogos (categorías, subcategorías, tallas, colores, temporadas, orígenes, proveedores) se administran una sola vez y se reutilizan en todos los productos.</w:t>
+      </w:r>
+    </w:p>
+    <w:p>
+      <w:pPr>
+        <w:spacing w:after="200"/>
+        <w:jc w:val="center"/>
+      </w:pPr>
+      <w:r>
+        <w:drawing>
+          <wp:inline distT="0" distB="0" distL="0" distR="0">
+            <wp:extent cx="4457700" cy="2790825"/>
+            <wp:effectExtent t="0" r="0" b="0" l="0"/>
+            <wp:docPr id="1" name="producto-03-catalogos" descr="Catálogos: categorías, tallas, colores y más" title="producto-03-catalogos"/>
+            <wp:cNvGraphicFramePr>
+              <a:graphicFrameLocks xmlns:a="http://schemas.openxmlformats.org/drawingml/2006/main" noChangeAspect="1"/>
+            </wp:cNvGraphicFramePr>
+            <a:graphic xmlns:a="http://schemas.openxmlformats.org/drawingml/2006/main">
+              <a:graphicData uri="http://schemas.openxmlformats.org/drawingml/2006/picture">
+                <pic:pic xmlns:pic="http://schemas.openxmlformats.org/drawingml/2006/picture">
+                  <pic:nvPicPr>
+                    <pic:cNvPr id="0" name="" descr=""/>
+                    <pic:cNvPicPr>
+                      <a:picLocks noChangeAspect="1" noChangeArrowheads="1"/>
+                    </pic:cNvPicPr>
+                  </pic:nvPicPr>
+                  <pic:blipFill>
+                    <a:blip r:embed="rId11" cstate="none"/>
+                    <a:srcRect/>
+                    <a:stretch>
+                      <a:fillRect/>
+                    </a:stretch>
+                  </pic:blipFill>
+                  <pic:spPr bwMode="auto">
+                    <a:xfrm>
+                      <a:off x="0" y="0"/>
+                      <a:ext cx="4457700" cy="2790825"/>
+                    </a:xfrm>
+                    <a:prstGeom prst="rect">
+                      <a:avLst/>
+                    </a:prstGeom>
+                  </pic:spPr>
+                </pic:pic>
+              </a:graphicData>
+            </a:graphic>
+          </wp:inline>
+        </w:drawing>
+      </w:r>
+    </w:p>
+    <w:p>
+      <w:pPr>
+        <w:pStyle w:val="ListParagraph"/>
+        <w:numPr>
+          <w:ilvl w:val="0"/>
+          <w:numId w:val="4"/>
+        </w:numPr>
+        <w:spacing w:after="100"/>
+      </w:pPr>
+      <w:r>
+        <w:t xml:space="preserve">Entre a la configuración de productos para administrar cada catálogo.</w:t>
+      </w:r>
+    </w:p>
+    <w:p>
+      <w:pPr>
+        <w:pStyle w:val="ListParagraph"/>
+        <w:numPr>
+          <w:ilvl w:val="0"/>
+          <w:numId w:val="4"/>
+        </w:numPr>
+        <w:spacing w:after="100"/>
+      </w:pPr>
+      <w:r>
+        <w:t xml:space="preserve">Agregue los valores nuevos (por ejemplo una talla o un color) antes de cargar los productos que los usan.</w:t>
+      </w:r>
+    </w:p>
+    <w:p>
+      <w:pPr>
+        <w:pStyle w:val="ListParagraph"/>
+        <w:numPr>
+          <w:ilvl w:val="0"/>
+          <w:numId w:val="4"/>
+        </w:numPr>
+        <w:spacing w:after="100"/>
+      </w:pPr>
+      <w:r>
+        <w:t xml:space="preserve">Evite duplicados con distinta escritura (por ejemplo «Rojo» y «ROJO»): dificultan los reportes.</w:t>
+      </w:r>
+    </w:p>
+    <w:p>
+      <w:pPr>
+        <w:pStyle w:val="Heading1"/>
+        <w:pageBreakBefore/>
+      </w:pPr>
+      <w:r>
+        <w:t xml:space="preserve">4. Imágenes del producto</w:t>
+      </w:r>
+    </w:p>
+    <w:p>
+      <w:pPr>
+        <w:spacing w:after="200"/>
+      </w:pPr>
+      <w:r>
+        <w:t xml:space="preserve">Cada producto puede tener imágenes que se muestran en el POS y en la tienda online.</w:t>
+      </w:r>
+    </w:p>
+    <w:p>
+      <w:pPr>
         <w:pBdr>
           <w:top w:val="dashed" w:color="B8730A" w:sz="6" w:space="8"/>
           <w:bottom w:val="dashed" w:color="B8730A" w:sz="6" w:space="8"/>
@@ -150,59 +520,33 @@
           <w:iCs/>
           <w:color w:val="B8730A"/>
         </w:rPr>
-        <w:t xml:space="preserve">Captura pendiente: producto-01-alta</w:t>
-      </w:r>
-    </w:p>
-    <w:p>
-      <w:pPr>
-        <w:pStyle w:val="ListParagraph"/>
-        <w:numPr>
-          <w:ilvl w:val="0"/>
-          <w:numId w:val="2"/>
-        </w:numPr>
-        <w:spacing w:after="100"/>
-      </w:pPr>
-      <w:r>
-        <w:t xml:space="preserve">Entre a «Productos» y presione el botón de nuevo producto.</w:t>
-      </w:r>
-    </w:p>
-    <w:p>
-      <w:pPr>
-        <w:pStyle w:val="ListParagraph"/>
-        <w:numPr>
-          <w:ilvl w:val="0"/>
-          <w:numId w:val="2"/>
-        </w:numPr>
-        <w:spacing w:after="100"/>
-      </w:pPr>
-      <w:r>
-        <w:t xml:space="preserve">Complete los datos básicos: nombre, categoría, temporada, origen y proveedor. El SKU se genera automáticamente con el prefijo configurado.</w:t>
-      </w:r>
-    </w:p>
-    <w:p>
-      <w:pPr>
-        <w:pStyle w:val="ListParagraph"/>
-        <w:numPr>
-          <w:ilvl w:val="0"/>
-          <w:numId w:val="2"/>
-        </w:numPr>
-        <w:spacing w:after="100"/>
-      </w:pPr>
-      <w:r>
-        <w:t xml:space="preserve">Cargue los precios de cada nivel habilitado (por ejemplo Precio 1 minorista, Precio 2 mayorista).</w:t>
-      </w:r>
-    </w:p>
-    <w:p>
-      <w:pPr>
-        <w:pStyle w:val="ListParagraph"/>
-        <w:numPr>
-          <w:ilvl w:val="0"/>
-          <w:numId w:val="2"/>
-        </w:numPr>
-        <w:spacing w:after="100"/>
-      </w:pPr>
-      <w:r>
-        <w:t xml:space="preserve">Indique el stock inicial por sucursal si corresponde y guarde.</w:t>
+        <w:t xml:space="preserve">Captura pendiente: producto-04-imagenes</w:t>
+      </w:r>
+    </w:p>
+    <w:p>
+      <w:pPr>
+        <w:pStyle w:val="ListParagraph"/>
+        <w:numPr>
+          <w:ilvl w:val="0"/>
+          <w:numId w:val="5"/>
+        </w:numPr>
+        <w:spacing w:after="100"/>
+      </w:pPr>
+      <w:r>
+        <w:t xml:space="preserve">En la edición del producto, use la sección de imágenes para subir los archivos (JPG o PNG).</w:t>
+      </w:r>
+    </w:p>
+    <w:p>
+      <w:pPr>
+        <w:pStyle w:val="ListParagraph"/>
+        <w:numPr>
+          <w:ilvl w:val="0"/>
+          <w:numId w:val="5"/>
+        </w:numPr>
+        <w:spacing w:after="100"/>
+      </w:pPr>
+      <w:r>
+        <w:t xml:space="preserve">La primera imagen es la principal: se usa como miniatura en listados y en la tienda.</w:t>
       </w:r>
     </w:p>
     <w:p>
@@ -221,7 +565,7 @@
         <w:t xml:space="preserve">TIP  </w:t>
       </w:r>
       <w:r>
-        <w:t xml:space="preserve">Active «publicar» solo cuando el artículo esté listo para venderse.</w:t>
+        <w:t xml:space="preserve">Use fotos cuadradas y livianas (menos de 1 MB) para que las pantallas carguen rápido.</w:t>
       </w:r>
     </w:p>
     <w:p>
@@ -230,7 +574,7 @@
         <w:pageBreakBefore/>
       </w:pPr>
       <w:r>
-        <w:t xml:space="preserve">2. Código madre y variantes (colores × tallas)</w:t>
+        <w:t xml:space="preserve">5. Gestión de precios</w:t>
       </w:r>
     </w:p>
     <w:p>
@@ -238,7 +582,122 @@
         <w:spacing w:after="200"/>
       </w:pPr>
       <w:r>
-        <w:t xml:space="preserve">El código madre agrupa un modelo con todas sus combinaciones de color y talla. Cada combinación es una variante con su propio código y stock.</w:t>
+        <w:t xml:space="preserve">El menú «Precios» permite ajustar precios de forma masiva: por porcentaje, por monto fijo, por categoría o por código madre (todas las variantes juntas).</w:t>
+      </w:r>
+    </w:p>
+    <w:p>
+      <w:pPr>
+        <w:spacing w:after="200"/>
+        <w:jc w:val="center"/>
+      </w:pPr>
+      <w:r>
+        <w:drawing>
+          <wp:inline distT="0" distB="0" distL="0" distR="0">
+            <wp:extent cx="4457700" cy="2790825"/>
+            <wp:effectExtent t="0" r="0" b="0" l="0"/>
+            <wp:docPr id="1" name="producto-05-precios" descr="Gestión de precios" title="producto-05-precios"/>
+            <wp:cNvGraphicFramePr>
+              <a:graphicFrameLocks xmlns:a="http://schemas.openxmlformats.org/drawingml/2006/main" noChangeAspect="1"/>
+            </wp:cNvGraphicFramePr>
+            <a:graphic xmlns:a="http://schemas.openxmlformats.org/drawingml/2006/main">
+              <a:graphicData uri="http://schemas.openxmlformats.org/drawingml/2006/picture">
+                <pic:pic xmlns:pic="http://schemas.openxmlformats.org/drawingml/2006/picture">
+                  <pic:nvPicPr>
+                    <pic:cNvPr id="0" name="" descr=""/>
+                    <pic:cNvPicPr>
+                      <a:picLocks noChangeAspect="1" noChangeArrowheads="1"/>
+                    </pic:cNvPicPr>
+                  </pic:nvPicPr>
+                  <pic:blipFill>
+                    <a:blip r:embed="rId12" cstate="none"/>
+                    <a:srcRect/>
+                    <a:stretch>
+                      <a:fillRect/>
+                    </a:stretch>
+                  </pic:blipFill>
+                  <pic:spPr bwMode="auto">
+                    <a:xfrm>
+                      <a:off x="0" y="0"/>
+                      <a:ext cx="4457700" cy="2790825"/>
+                    </a:xfrm>
+                    <a:prstGeom prst="rect">
+                      <a:avLst/>
+                    </a:prstGeom>
+                  </pic:spPr>
+                </pic:pic>
+              </a:graphicData>
+            </a:graphic>
+          </wp:inline>
+        </w:drawing>
+      </w:r>
+    </w:p>
+    <w:p>
+      <w:pPr>
+        <w:pStyle w:val="ListParagraph"/>
+        <w:numPr>
+          <w:ilvl w:val="0"/>
+          <w:numId w:val="6"/>
+        </w:numPr>
+        <w:spacing w:after="100"/>
+      </w:pPr>
+      <w:r>
+        <w:t xml:space="preserve">Entre al menú «Precios» y filtre los artículos a modificar (por categoría, proveedor o código).</w:t>
+      </w:r>
+    </w:p>
+    <w:p>
+      <w:pPr>
+        <w:pStyle w:val="ListParagraph"/>
+        <w:numPr>
+          <w:ilvl w:val="0"/>
+          <w:numId w:val="6"/>
+        </w:numPr>
+        <w:spacing w:after="100"/>
+      </w:pPr>
+      <w:r>
+        <w:t xml:space="preserve">Elija el tipo de ajuste (porcentaje o monto) y el nivel de precio a modificar.</w:t>
+      </w:r>
+    </w:p>
+    <w:p>
+      <w:pPr>
+        <w:pStyle w:val="ListParagraph"/>
+        <w:numPr>
+          <w:ilvl w:val="0"/>
+          <w:numId w:val="6"/>
+        </w:numPr>
+        <w:spacing w:after="100"/>
+      </w:pPr>
+      <w:r>
+        <w:t xml:space="preserve">Con código madre, el cambio se aplica a todas las variantes del modelo en una sola operación.</w:t>
+      </w:r>
+    </w:p>
+    <w:p>
+      <w:pPr>
+        <w:pStyle w:val="ListParagraph"/>
+        <w:numPr>
+          <w:ilvl w:val="0"/>
+          <w:numId w:val="6"/>
+        </w:numPr>
+        <w:spacing w:after="100"/>
+      </w:pPr>
+      <w:r>
+        <w:t xml:space="preserve">Revise la vista previa de los precios nuevos antes de confirmar.</w:t>
+      </w:r>
+    </w:p>
+    <w:p>
+      <w:pPr>
+        <w:pStyle w:val="Heading1"/>
+        <w:pageBreakBefore/>
+      </w:pPr>
+      <w:r>
+        <w:t xml:space="preserve">6. Reingreso y reposición de stock</w:t>
+      </w:r>
+    </w:p>
+    <w:p>
+      <w:pPr>
+        <w:spacing w:after="200"/>
+      </w:pPr>
+      <w:r>
+        <w:t xml:space="preserve">Cuando llega mercadería de un modelo ya cargado, no se crea un producto nuevo: se repone stock usando el código madre existente.</w:t>
       </w:r>
     </w:p>
     <w:p>
@@ -256,59 +715,120 @@
           <w:iCs/>
           <w:color w:val="B8730A"/>
         </w:rPr>
-        <w:t xml:space="preserve">Captura pendiente: producto-02-codigo-madre</w:t>
-      </w:r>
-    </w:p>
-    <w:p>
-      <w:pPr>
-        <w:pStyle w:val="ListParagraph"/>
-        <w:numPr>
-          <w:ilvl w:val="0"/>
-          <w:numId w:val="3"/>
-        </w:numPr>
-        <w:spacing w:after="100"/>
-      </w:pPr>
-      <w:r>
-        <w:t xml:space="preserve">En el alta de producto, marque la opción de código madre (códigos madres).</w:t>
-      </w:r>
-    </w:p>
-    <w:p>
-      <w:pPr>
-        <w:pStyle w:val="ListParagraph"/>
-        <w:numPr>
-          <w:ilvl w:val="0"/>
-          <w:numId w:val="3"/>
-        </w:numPr>
-        <w:spacing w:after="100"/>
-      </w:pPr>
-      <w:r>
-        <w:t xml:space="preserve">Seleccione los colores y las tallas del modelo: el sistema genera la matriz de variantes.</w:t>
-      </w:r>
-    </w:p>
-    <w:p>
-      <w:pPr>
-        <w:pStyle w:val="ListParagraph"/>
-        <w:numPr>
-          <w:ilvl w:val="0"/>
-          <w:numId w:val="3"/>
-        </w:numPr>
-        <w:spacing w:after="100"/>
-      </w:pPr>
-      <w:r>
-        <w:t xml:space="preserve">Cargue las cantidades por combinación en la tabla de variantes y guarde.</w:t>
-      </w:r>
-    </w:p>
-    <w:p>
-      <w:pPr>
-        <w:pStyle w:val="ListParagraph"/>
-        <w:numPr>
-          <w:ilvl w:val="0"/>
-          <w:numId w:val="3"/>
-        </w:numPr>
-        <w:spacing w:after="100"/>
-      </w:pPr>
-      <w:r>
-        <w:t xml:space="preserve">Para reponer stock de un modelo existente, seleccione su código madre: el formulario se completa solo y solo debe cargar las cantidades nuevas.</w:t>
+        <w:t xml:space="preserve">Captura pendiente: producto-06-reingreso</w:t>
+      </w:r>
+    </w:p>
+    <w:p>
+      <w:pPr>
+        <w:pStyle w:val="ListParagraph"/>
+        <w:numPr>
+          <w:ilvl w:val="0"/>
+          <w:numId w:val="7"/>
+        </w:numPr>
+        <w:spacing w:after="100"/>
+      </w:pPr>
+      <w:r>
+        <w:t xml:space="preserve">En el alta/reposición, busque y seleccione el código madre del modelo.</w:t>
+      </w:r>
+    </w:p>
+    <w:p>
+      <w:pPr>
+        <w:pStyle w:val="ListParagraph"/>
+        <w:numPr>
+          <w:ilvl w:val="0"/>
+          <w:numId w:val="7"/>
+        </w:numPr>
+        <w:spacing w:after="100"/>
+      </w:pPr>
+      <w:r>
+        <w:t xml:space="preserve">El formulario y la matriz de variantes se completan automáticamente con los datos existentes.</w:t>
+      </w:r>
+    </w:p>
+    <w:p>
+      <w:pPr>
+        <w:pStyle w:val="ListParagraph"/>
+        <w:numPr>
+          <w:ilvl w:val="0"/>
+          <w:numId w:val="7"/>
+        </w:numPr>
+        <w:spacing w:after="100"/>
+      </w:pPr>
+      <w:r>
+        <w:t xml:space="preserve">Cargue solo las cantidades que ingresan por combinación y confirme.</w:t>
+      </w:r>
+    </w:p>
+    <w:p>
+      <w:pPr>
+        <w:pStyle w:val="Heading1"/>
+        <w:pageBreakBefore/>
+      </w:pPr>
+      <w:r>
+        <w:t xml:space="preserve">7. Etiquetas de código de barras (Zebra)</w:t>
+      </w:r>
+    </w:p>
+    <w:p>
+      <w:pPr>
+        <w:spacing w:after="200"/>
+      </w:pPr>
+      <w:r>
+        <w:t xml:space="preserve">Las etiquetas se imprimen con el agente Zebra en tres formatos: 50×25 simple, 50×25 doble y 100×25 cartulina.</w:t>
+      </w:r>
+    </w:p>
+    <w:p>
+      <w:pPr>
+        <w:pBdr>
+          <w:top w:val="dashed" w:color="B8730A" w:sz="6" w:space="8"/>
+          <w:bottom w:val="dashed" w:color="B8730A" w:sz="6" w:space="8"/>
+        </w:pBdr>
+        <w:spacing w:after="200" w:before="120"/>
+        <w:jc w:val="center"/>
+      </w:pPr>
+      <w:r>
+        <w:rPr>
+          <w:i/>
+          <w:iCs/>
+          <w:color w:val="B8730A"/>
+        </w:rPr>
+        <w:t xml:space="preserve">Captura pendiente: producto-07-etiquetas</w:t>
+      </w:r>
+    </w:p>
+    <w:p>
+      <w:pPr>
+        <w:pStyle w:val="ListParagraph"/>
+        <w:numPr>
+          <w:ilvl w:val="0"/>
+          <w:numId w:val="8"/>
+        </w:numPr>
+        <w:spacing w:after="100"/>
+      </w:pPr>
+      <w:r>
+        <w:t xml:space="preserve">Desde el listado de productos, seleccione los artículos y use «Imprimir x ZPL».</w:t>
+      </w:r>
+    </w:p>
+    <w:p>
+      <w:pPr>
+        <w:pStyle w:val="ListParagraph"/>
+        <w:numPr>
+          <w:ilvl w:val="0"/>
+          <w:numId w:val="8"/>
+        </w:numPr>
+        <w:spacing w:after="100"/>
+      </w:pPr>
+      <w:r>
+        <w:t xml:space="preserve">Elija el formato de etiqueta y la cantidad por artículo.</w:t>
+      </w:r>
+    </w:p>
+    <w:p>
+      <w:pPr>
+        <w:pStyle w:val="ListParagraph"/>
+        <w:numPr>
+          <w:ilvl w:val="0"/>
+          <w:numId w:val="8"/>
+        </w:numPr>
+        <w:spacing w:after="100"/>
+      </w:pPr>
+      <w:r>
+        <w:t xml:space="preserve">Confirme la impresora Zebra de destino (agente en línea) y envíe la impresión.</w:t>
       </w:r>
     </w:p>
     <w:p>
@@ -327,7 +847,7 @@
         <w:t xml:space="preserve">TIP  </w:t>
       </w:r>
       <w:r>
-        <w:t xml:space="preserve">Si al crear artículos nuevos no aparecen tallas o colores nuevos, actualice la página para recargar los catálogos.</w:t>
+        <w:t xml:space="preserve">Si el agente figura fuera de línea, revise la PC donde está instalado (ícono de la app Zebra Agent).</w:t>
       </w:r>
     </w:p>
     <w:p>
@@ -336,7 +856,7 @@
         <w:pageBreakBefore/>
       </w:pPr>
       <w:r>
-        <w:t xml:space="preserve">3. Catálogos: categorías, tallas, colores y más</w:t>
+        <w:t xml:space="preserve">8. Importación masiva de códigos</w:t>
       </w:r>
     </w:p>
     <w:p>
@@ -344,7 +864,7 @@
         <w:spacing w:after="200"/>
       </w:pPr>
       <w:r>
-        <w:t xml:space="preserve">Los catálogos (categorías, subcategorías, tallas, colores, temporadas, orígenes, proveedores) se administran una sola vez y se reutilizan en todos los productos.</w:t>
+        <w:t xml:space="preserve">Para cargas grandes (por ejemplo migración inicial), VentaGO permite importar productos y códigos desde un archivo.</w:t>
       </w:r>
     </w:p>
     <w:p>
@@ -362,46 +882,46 @@
           <w:iCs/>
           <w:color w:val="B8730A"/>
         </w:rPr>
-        <w:t xml:space="preserve">Captura pendiente: producto-03-catalogos</w:t>
-      </w:r>
-    </w:p>
-    <w:p>
-      <w:pPr>
-        <w:pStyle w:val="ListParagraph"/>
-        <w:numPr>
-          <w:ilvl w:val="0"/>
-          <w:numId w:val="4"/>
-        </w:numPr>
-        <w:spacing w:after="100"/>
-      </w:pPr>
-      <w:r>
-        <w:t xml:space="preserve">Entre a la configuración de productos para administrar cada catálogo.</w:t>
-      </w:r>
-    </w:p>
-    <w:p>
-      <w:pPr>
-        <w:pStyle w:val="ListParagraph"/>
-        <w:numPr>
-          <w:ilvl w:val="0"/>
-          <w:numId w:val="4"/>
-        </w:numPr>
-        <w:spacing w:after="100"/>
-      </w:pPr>
-      <w:r>
-        <w:t xml:space="preserve">Agregue los valores nuevos (por ejemplo una talla o un color) antes de cargar los productos que los usan.</w:t>
-      </w:r>
-    </w:p>
-    <w:p>
-      <w:pPr>
-        <w:pStyle w:val="ListParagraph"/>
-        <w:numPr>
-          <w:ilvl w:val="0"/>
-          <w:numId w:val="4"/>
-        </w:numPr>
-        <w:spacing w:after="100"/>
-      </w:pPr>
-      <w:r>
-        <w:t xml:space="preserve">Evite duplicados con distinta escritura (por ejemplo «Rojo» y «ROJO»): dificultan los reportes.</w:t>
+        <w:t xml:space="preserve">Captura pendiente: producto-08-importacion</w:t>
+      </w:r>
+    </w:p>
+    <w:p>
+      <w:pPr>
+        <w:pStyle w:val="ListParagraph"/>
+        <w:numPr>
+          <w:ilvl w:val="0"/>
+          <w:numId w:val="9"/>
+        </w:numPr>
+        <w:spacing w:after="100"/>
+      </w:pPr>
+      <w:r>
+        <w:t xml:space="preserve">Prepare el archivo con el formato indicado en la pantalla de importación (columnas de código, nombre, precios, stock).</w:t>
+      </w:r>
+    </w:p>
+    <w:p>
+      <w:pPr>
+        <w:pStyle w:val="ListParagraph"/>
+        <w:numPr>
+          <w:ilvl w:val="0"/>
+          <w:numId w:val="9"/>
+        </w:numPr>
+        <w:spacing w:after="100"/>
+      </w:pPr>
+      <w:r>
+        <w:t xml:space="preserve">Suba el archivo y revise la vista previa: el sistema marca filas con errores.</w:t>
+      </w:r>
+    </w:p>
+    <w:p>
+      <w:pPr>
+        <w:pStyle w:val="ListParagraph"/>
+        <w:numPr>
+          <w:ilvl w:val="0"/>
+          <w:numId w:val="9"/>
+        </w:numPr>
+        <w:spacing w:after="100"/>
+      </w:pPr>
+      <w:r>
+        <w:t xml:space="preserve">Confirme la importación y verifique algunos artículos al azar.</w:t>
       </w:r>
     </w:p>
     <w:p>
@@ -410,7 +930,7 @@
         <w:pageBreakBefore/>
       </w:pPr>
       <w:r>
-        <w:t xml:space="preserve">4. Imágenes del producto</w:t>
+        <w:t xml:space="preserve">9. Publicación en la tienda online</w:t>
       </w:r>
     </w:p>
     <w:p>
@@ -418,7 +938,7 @@
         <w:spacing w:after="200"/>
       </w:pPr>
       <w:r>
-        <w:t xml:space="preserve">Cada producto puede tener imágenes que se muestran en el POS y en la tienda online.</w:t>
+        <w:t xml:space="preserve">Los artículos publicados aparecen en la tienda online de la marca. La publicación se controla por artículo.</w:t>
       </w:r>
     </w:p>
     <w:p>
@@ -436,52 +956,46 @@
           <w:iCs/>
           <w:color w:val="B8730A"/>
         </w:rPr>
-        <w:t xml:space="preserve">Captura pendiente: producto-04-imagenes</w:t>
-      </w:r>
-    </w:p>
-    <w:p>
-      <w:pPr>
-        <w:pStyle w:val="ListParagraph"/>
-        <w:numPr>
-          <w:ilvl w:val="0"/>
-          <w:numId w:val="5"/>
-        </w:numPr>
-        <w:spacing w:after="100"/>
-      </w:pPr>
-      <w:r>
-        <w:t xml:space="preserve">En la edición del producto, use la sección de imágenes para subir los archivos (JPG o PNG).</w:t>
-      </w:r>
-    </w:p>
-    <w:p>
-      <w:pPr>
-        <w:pStyle w:val="ListParagraph"/>
-        <w:numPr>
-          <w:ilvl w:val="0"/>
-          <w:numId w:val="5"/>
-        </w:numPr>
-        <w:spacing w:after="100"/>
-      </w:pPr>
-      <w:r>
-        <w:t xml:space="preserve">La primera imagen es la principal: se usa como miniatura en listados y en la tienda.</w:t>
-      </w:r>
-    </w:p>
-    <w:p>
-      <w:pPr>
-        <w:pBdr>
-          <w:left w:val="single" w:color="B8730A" w:sz="12" w:space="8"/>
-        </w:pBdr>
-        <w:spacing w:after="100" w:before="160"/>
-      </w:pPr>
-      <w:r>
-        <w:rPr>
-          <w:b/>
-          <w:bCs/>
-          <w:color w:val="B8730A"/>
-        </w:rPr>
-        <w:t xml:space="preserve">TIP  </w:t>
-      </w:r>
-      <w:r>
-        <w:t xml:space="preserve">Use fotos cuadradas y livianas (menos de 1 MB) para que las pantallas carguen rápido.</w:t>
+        <w:t xml:space="preserve">Captura pendiente: producto-09-tienda</w:t>
+      </w:r>
+    </w:p>
+    <w:p>
+      <w:pPr>
+        <w:pStyle w:val="ListParagraph"/>
+        <w:numPr>
+          <w:ilvl w:val="0"/>
+          <w:numId w:val="10"/>
+        </w:numPr>
+        <w:spacing w:after="100"/>
+      </w:pPr>
+      <w:r>
+        <w:t xml:space="preserve">En la edición del producto, active la opción de publicación online.</w:t>
+      </w:r>
+    </w:p>
+    <w:p>
+      <w:pPr>
+        <w:pStyle w:val="ListParagraph"/>
+        <w:numPr>
+          <w:ilvl w:val="0"/>
+          <w:numId w:val="10"/>
+        </w:numPr>
+        <w:spacing w:after="100"/>
+      </w:pPr>
+      <w:r>
+        <w:t xml:space="preserve">Verifique que el artículo tenga imagen, precio y stock: son requisitos para mostrarse bien en la tienda.</w:t>
+      </w:r>
+    </w:p>
+    <w:p>
+      <w:pPr>
+        <w:pStyle w:val="ListParagraph"/>
+        <w:numPr>
+          <w:ilvl w:val="0"/>
+          <w:numId w:val="10"/>
+        </w:numPr>
+        <w:spacing w:after="100"/>
+      </w:pPr>
+      <w:r>
+        <w:t xml:space="preserve">Para retirar un artículo de la tienda, desactive la publicación (no hace falta borrarlo).</w:t>
       </w:r>
     </w:p>
     <w:p>
@@ -490,7 +1004,7 @@
         <w:pageBreakBefore/>
       </w:pPr>
       <w:r>
-        <w:t xml:space="preserve">5. Gestión de precios</w:t>
+        <w:t xml:space="preserve">10. Parámetros: prefijo de SKU</w:t>
       </w:r>
     </w:p>
     <w:p>
@@ -498,427 +1012,53 @@
         <w:spacing w:after="200"/>
       </w:pPr>
       <w:r>
-        <w:t xml:space="preserve">El menú «Precios» permite ajustar precios de forma masiva: por porcentaje, por monto fijo, por categoría o por código madre (todas las variantes juntas).</w:t>
-      </w:r>
-    </w:p>
-    <w:p>
-      <w:pPr>
-        <w:pBdr>
-          <w:top w:val="dashed" w:color="B8730A" w:sz="6" w:space="8"/>
-          <w:bottom w:val="dashed" w:color="B8730A" w:sz="6" w:space="8"/>
-        </w:pBdr>
-        <w:spacing w:after="200" w:before="120"/>
+        <w:t xml:space="preserve">El prefijo de SKU define cómo empiezan los códigos generados automáticamente (por ejemplo «25» para la temporada 2025).</w:t>
+      </w:r>
+    </w:p>
+    <w:p>
+      <w:pPr>
+        <w:spacing w:after="200"/>
         <w:jc w:val="center"/>
       </w:pPr>
       <w:r>
-        <w:rPr>
-          <w:i/>
-          <w:iCs/>
-          <w:color w:val="B8730A"/>
-        </w:rPr>
-        <w:t xml:space="preserve">Captura pendiente: producto-05-precios</w:t>
-      </w:r>
-    </w:p>
-    <w:p>
-      <w:pPr>
-        <w:pStyle w:val="ListParagraph"/>
-        <w:numPr>
-          <w:ilvl w:val="0"/>
-          <w:numId w:val="6"/>
-        </w:numPr>
-        <w:spacing w:after="100"/>
-      </w:pPr>
-      <w:r>
-        <w:t xml:space="preserve">Entre al menú «Precios» y filtre los artículos a modificar (por categoría, proveedor o código).</w:t>
-      </w:r>
-    </w:p>
-    <w:p>
-      <w:pPr>
-        <w:pStyle w:val="ListParagraph"/>
-        <w:numPr>
-          <w:ilvl w:val="0"/>
-          <w:numId w:val="6"/>
-        </w:numPr>
-        <w:spacing w:after="100"/>
-      </w:pPr>
-      <w:r>
-        <w:t xml:space="preserve">Elija el tipo de ajuste (porcentaje o monto) y el nivel de precio a modificar.</w:t>
-      </w:r>
-    </w:p>
-    <w:p>
-      <w:pPr>
-        <w:pStyle w:val="ListParagraph"/>
-        <w:numPr>
-          <w:ilvl w:val="0"/>
-          <w:numId w:val="6"/>
-        </w:numPr>
-        <w:spacing w:after="100"/>
-      </w:pPr>
-      <w:r>
-        <w:t xml:space="preserve">Con código madre, el cambio se aplica a todas las variantes del modelo en una sola operación.</w:t>
-      </w:r>
-    </w:p>
-    <w:p>
-      <w:pPr>
-        <w:pStyle w:val="ListParagraph"/>
-        <w:numPr>
-          <w:ilvl w:val="0"/>
-          <w:numId w:val="6"/>
-        </w:numPr>
-        <w:spacing w:after="100"/>
-      </w:pPr>
-      <w:r>
-        <w:t xml:space="preserve">Revise la vista previa de los precios nuevos antes de confirmar.</w:t>
-      </w:r>
-    </w:p>
-    <w:p>
-      <w:pPr>
-        <w:pStyle w:val="Heading1"/>
-        <w:pageBreakBefore/>
-      </w:pPr>
-      <w:r>
-        <w:t xml:space="preserve">6. Reingreso y reposición de stock</w:t>
-      </w:r>
-    </w:p>
-    <w:p>
-      <w:pPr>
-        <w:spacing w:after="200"/>
-      </w:pPr>
-      <w:r>
-        <w:t xml:space="preserve">Cuando llega mercadería de un modelo ya cargado, no se crea un producto nuevo: se repone stock usando el código madre existente.</w:t>
-      </w:r>
-    </w:p>
-    <w:p>
-      <w:pPr>
-        <w:pBdr>
-          <w:top w:val="dashed" w:color="B8730A" w:sz="6" w:space="8"/>
-          <w:bottom w:val="dashed" w:color="B8730A" w:sz="6" w:space="8"/>
-        </w:pBdr>
-        <w:spacing w:after="200" w:before="120"/>
-        <w:jc w:val="center"/>
-      </w:pPr>
-      <w:r>
-        <w:rPr>
-          <w:i/>
-          <w:iCs/>
-          <w:color w:val="B8730A"/>
-        </w:rPr>
-        <w:t xml:space="preserve">Captura pendiente: producto-06-reingreso</w:t>
-      </w:r>
-    </w:p>
-    <w:p>
-      <w:pPr>
-        <w:pStyle w:val="ListParagraph"/>
-        <w:numPr>
-          <w:ilvl w:val="0"/>
-          <w:numId w:val="7"/>
-        </w:numPr>
-        <w:spacing w:after="100"/>
-      </w:pPr>
-      <w:r>
-        <w:t xml:space="preserve">En el alta/reposición, busque y seleccione el código madre del modelo.</w:t>
-      </w:r>
-    </w:p>
-    <w:p>
-      <w:pPr>
-        <w:pStyle w:val="ListParagraph"/>
-        <w:numPr>
-          <w:ilvl w:val="0"/>
-          <w:numId w:val="7"/>
-        </w:numPr>
-        <w:spacing w:after="100"/>
-      </w:pPr>
-      <w:r>
-        <w:t xml:space="preserve">El formulario y la matriz de variantes se completan automáticamente con los datos existentes.</w:t>
-      </w:r>
-    </w:p>
-    <w:p>
-      <w:pPr>
-        <w:pStyle w:val="ListParagraph"/>
-        <w:numPr>
-          <w:ilvl w:val="0"/>
-          <w:numId w:val="7"/>
-        </w:numPr>
-        <w:spacing w:after="100"/>
-      </w:pPr>
-      <w:r>
-        <w:t xml:space="preserve">Cargue solo las cantidades que ingresan por combinación y confirme.</w:t>
-      </w:r>
-    </w:p>
-    <w:p>
-      <w:pPr>
-        <w:pStyle w:val="Heading1"/>
-        <w:pageBreakBefore/>
-      </w:pPr>
-      <w:r>
-        <w:t xml:space="preserve">7. Etiquetas de código de barras (Zebra)</w:t>
-      </w:r>
-    </w:p>
-    <w:p>
-      <w:pPr>
-        <w:spacing w:after="200"/>
-      </w:pPr>
-      <w:r>
-        <w:t xml:space="preserve">Las etiquetas se imprimen con el agente Zebra en tres formatos: 50×25 simple, 50×25 doble y 100×25 cartulina.</w:t>
-      </w:r>
-    </w:p>
-    <w:p>
-      <w:pPr>
-        <w:pBdr>
-          <w:top w:val="dashed" w:color="B8730A" w:sz="6" w:space="8"/>
-          <w:bottom w:val="dashed" w:color="B8730A" w:sz="6" w:space="8"/>
-        </w:pBdr>
-        <w:spacing w:after="200" w:before="120"/>
-        <w:jc w:val="center"/>
-      </w:pPr>
-      <w:r>
-        <w:rPr>
-          <w:i/>
-          <w:iCs/>
-          <w:color w:val="B8730A"/>
-        </w:rPr>
-        <w:t xml:space="preserve">Captura pendiente: producto-07-etiquetas</w:t>
-      </w:r>
-    </w:p>
-    <w:p>
-      <w:pPr>
-        <w:pStyle w:val="ListParagraph"/>
-        <w:numPr>
-          <w:ilvl w:val="0"/>
-          <w:numId w:val="8"/>
-        </w:numPr>
-        <w:spacing w:after="100"/>
-      </w:pPr>
-      <w:r>
-        <w:t xml:space="preserve">Desde el listado de productos, seleccione los artículos y use «Imprimir x ZPL».</w:t>
-      </w:r>
-    </w:p>
-    <w:p>
-      <w:pPr>
-        <w:pStyle w:val="ListParagraph"/>
-        <w:numPr>
-          <w:ilvl w:val="0"/>
-          <w:numId w:val="8"/>
-        </w:numPr>
-        <w:spacing w:after="100"/>
-      </w:pPr>
-      <w:r>
-        <w:t xml:space="preserve">Elija el formato de etiqueta y la cantidad por artículo.</w:t>
-      </w:r>
-    </w:p>
-    <w:p>
-      <w:pPr>
-        <w:pStyle w:val="ListParagraph"/>
-        <w:numPr>
-          <w:ilvl w:val="0"/>
-          <w:numId w:val="8"/>
-        </w:numPr>
-        <w:spacing w:after="100"/>
-      </w:pPr>
-      <w:r>
-        <w:t xml:space="preserve">Confirme la impresora Zebra de destino (agente en línea) y envíe la impresión.</w:t>
-      </w:r>
-    </w:p>
-    <w:p>
-      <w:pPr>
-        <w:pBdr>
-          <w:left w:val="single" w:color="B8730A" w:sz="12" w:space="8"/>
-        </w:pBdr>
-        <w:spacing w:after="100" w:before="160"/>
-      </w:pPr>
-      <w:r>
-        <w:rPr>
-          <w:b/>
-          <w:bCs/>
-          <w:color w:val="B8730A"/>
-        </w:rPr>
-        <w:t xml:space="preserve">TIP  </w:t>
-      </w:r>
-      <w:r>
-        <w:t xml:space="preserve">Si el agente figura fuera de línea, revise la PC donde está instalado (ícono de la app Zebra Agent).</w:t>
-      </w:r>
-    </w:p>
-    <w:p>
-      <w:pPr>
-        <w:pStyle w:val="Heading1"/>
-        <w:pageBreakBefore/>
-      </w:pPr>
-      <w:r>
-        <w:t xml:space="preserve">8. Importación masiva de códigos</w:t>
-      </w:r>
-    </w:p>
-    <w:p>
-      <w:pPr>
-        <w:spacing w:after="200"/>
-      </w:pPr>
-      <w:r>
-        <w:t xml:space="preserve">Para cargas grandes (por ejemplo migración inicial), VentaGO permite importar productos y códigos desde un archivo.</w:t>
-      </w:r>
-    </w:p>
-    <w:p>
-      <w:pPr>
-        <w:pBdr>
-          <w:top w:val="dashed" w:color="B8730A" w:sz="6" w:space="8"/>
-          <w:bottom w:val="dashed" w:color="B8730A" w:sz="6" w:space="8"/>
-        </w:pBdr>
-        <w:spacing w:after="200" w:before="120"/>
-        <w:jc w:val="center"/>
-      </w:pPr>
-      <w:r>
-        <w:rPr>
-          <w:i/>
-          <w:iCs/>
-          <w:color w:val="B8730A"/>
-        </w:rPr>
-        <w:t xml:space="preserve">Captura pendiente: producto-08-importacion</w:t>
-      </w:r>
-    </w:p>
-    <w:p>
-      <w:pPr>
-        <w:pStyle w:val="ListParagraph"/>
-        <w:numPr>
-          <w:ilvl w:val="0"/>
-          <w:numId w:val="9"/>
-        </w:numPr>
-        <w:spacing w:after="100"/>
-      </w:pPr>
-      <w:r>
-        <w:t xml:space="preserve">Prepare el archivo con el formato indicado en la pantalla de importación (columnas de código, nombre, precios, stock).</w:t>
-      </w:r>
-    </w:p>
-    <w:p>
-      <w:pPr>
-        <w:pStyle w:val="ListParagraph"/>
-        <w:numPr>
-          <w:ilvl w:val="0"/>
-          <w:numId w:val="9"/>
-        </w:numPr>
-        <w:spacing w:after="100"/>
-      </w:pPr>
-      <w:r>
-        <w:t xml:space="preserve">Suba el archivo y revise la vista previa: el sistema marca filas con errores.</w:t>
-      </w:r>
-    </w:p>
-    <w:p>
-      <w:pPr>
-        <w:pStyle w:val="ListParagraph"/>
-        <w:numPr>
-          <w:ilvl w:val="0"/>
-          <w:numId w:val="9"/>
-        </w:numPr>
-        <w:spacing w:after="100"/>
-      </w:pPr>
-      <w:r>
-        <w:t xml:space="preserve">Confirme la importación y verifique algunos artículos al azar.</w:t>
-      </w:r>
-    </w:p>
-    <w:p>
-      <w:pPr>
-        <w:pStyle w:val="Heading1"/>
-        <w:pageBreakBefore/>
-      </w:pPr>
-      <w:r>
-        <w:t xml:space="preserve">9. Publicación en la tienda online</w:t>
-      </w:r>
-    </w:p>
-    <w:p>
-      <w:pPr>
-        <w:spacing w:after="200"/>
-      </w:pPr>
-      <w:r>
-        <w:t xml:space="preserve">Los artículos publicados aparecen en la tienda online de la marca. La publicación se controla por artículo.</w:t>
-      </w:r>
-    </w:p>
-    <w:p>
-      <w:pPr>
-        <w:pBdr>
-          <w:top w:val="dashed" w:color="B8730A" w:sz="6" w:space="8"/>
-          <w:bottom w:val="dashed" w:color="B8730A" w:sz="6" w:space="8"/>
-        </w:pBdr>
-        <w:spacing w:after="200" w:before="120"/>
-        <w:jc w:val="center"/>
-      </w:pPr>
-      <w:r>
-        <w:rPr>
-          <w:i/>
-          <w:iCs/>
-          <w:color w:val="B8730A"/>
-        </w:rPr>
-        <w:t xml:space="preserve">Captura pendiente: producto-09-tienda</w:t>
-      </w:r>
-    </w:p>
-    <w:p>
-      <w:pPr>
-        <w:pStyle w:val="ListParagraph"/>
-        <w:numPr>
-          <w:ilvl w:val="0"/>
-          <w:numId w:val="10"/>
-        </w:numPr>
-        <w:spacing w:after="100"/>
-      </w:pPr>
-      <w:r>
-        <w:t xml:space="preserve">En la edición del producto, active la opción de publicación online.</w:t>
-      </w:r>
-    </w:p>
-    <w:p>
-      <w:pPr>
-        <w:pStyle w:val="ListParagraph"/>
-        <w:numPr>
-          <w:ilvl w:val="0"/>
-          <w:numId w:val="10"/>
-        </w:numPr>
-        <w:spacing w:after="100"/>
-      </w:pPr>
-      <w:r>
-        <w:t xml:space="preserve">Verifique que el artículo tenga imagen, precio y stock: son requisitos para mostrarse bien en la tienda.</w:t>
-      </w:r>
-    </w:p>
-    <w:p>
-      <w:pPr>
-        <w:pStyle w:val="ListParagraph"/>
-        <w:numPr>
-          <w:ilvl w:val="0"/>
-          <w:numId w:val="10"/>
-        </w:numPr>
-        <w:spacing w:after="100"/>
-      </w:pPr>
-      <w:r>
-        <w:t xml:space="preserve">Para retirar un artículo de la tienda, desactive la publicación (no hace falta borrarlo).</w:t>
-      </w:r>
-    </w:p>
-    <w:p>
-      <w:pPr>
-        <w:pStyle w:val="Heading1"/>
-        <w:pageBreakBefore/>
-      </w:pPr>
-      <w:r>
-        <w:t xml:space="preserve">10. Parámetros: prefijo de SKU</w:t>
-      </w:r>
-    </w:p>
-    <w:p>
-      <w:pPr>
-        <w:spacing w:after="200"/>
-      </w:pPr>
-      <w:r>
-        <w:t xml:space="preserve">El prefijo de SKU define cómo empiezan los códigos generados automáticamente (por ejemplo «25» para la temporada 2025).</w:t>
-      </w:r>
-    </w:p>
-    <w:p>
-      <w:pPr>
-        <w:pBdr>
-          <w:top w:val="dashed" w:color="B8730A" w:sz="6" w:space="8"/>
-          <w:bottom w:val="dashed" w:color="B8730A" w:sz="6" w:space="8"/>
-        </w:pBdr>
-        <w:spacing w:after="200" w:before="120"/>
-        <w:jc w:val="center"/>
-      </w:pPr>
-      <w:r>
-        <w:rPr>
-          <w:i/>
-          <w:iCs/>
-          <w:color w:val="B8730A"/>
-        </w:rPr>
-        <w:t xml:space="preserve">Captura pendiente: producto-10-parametros</w:t>
+        <w:drawing>
+          <wp:inline distT="0" distB="0" distL="0" distR="0">
+            <wp:extent cx="4457700" cy="2790825"/>
+            <wp:effectExtent t="0" r="0" b="0" l="0"/>
+            <wp:docPr id="1" name="producto-10-parametros" descr="Parámetros: prefijo de SKU" title="producto-10-parametros"/>
+            <wp:cNvGraphicFramePr>
+              <a:graphicFrameLocks xmlns:a="http://schemas.openxmlformats.org/drawingml/2006/main" noChangeAspect="1"/>
+            </wp:cNvGraphicFramePr>
+            <a:graphic xmlns:a="http://schemas.openxmlformats.org/drawingml/2006/main">
+              <a:graphicData uri="http://schemas.openxmlformats.org/drawingml/2006/picture">
+                <pic:pic xmlns:pic="http://schemas.openxmlformats.org/drawingml/2006/picture">
+                  <pic:nvPicPr>
+                    <pic:cNvPr id="0" name="" descr=""/>
+                    <pic:cNvPicPr>
+                      <a:picLocks noChangeAspect="1" noChangeArrowheads="1"/>
+                    </pic:cNvPicPr>
+                  </pic:nvPicPr>
+                  <pic:blipFill>
+                    <a:blip r:embed="rId13" cstate="none"/>
+                    <a:srcRect/>
+                    <a:stretch>
+                      <a:fillRect/>
+                    </a:stretch>
+                  </pic:blipFill>
+                  <pic:spPr bwMode="auto">
+                    <a:xfrm>
+                      <a:off x="0" y="0"/>
+                      <a:ext cx="4457700" cy="2790825"/>
+                    </a:xfrm>
+                    <a:prstGeom prst="rect">
+                      <a:avLst/>
+                    </a:prstGeom>
+                  </pic:spPr>
+                </pic:pic>
+              </a:graphicData>
+            </a:graphic>
+          </wp:inline>
+        </w:drawing>
       </w:r>
     </w:p>
     <w:p>
